--- a/sba_application/14_insurance_2026-07-16/Reply Email Todd Plummer DRAFT.docx
+++ b/sba_application/14_insurance_2026-07-16/Reply Email Todd Plummer DRAFT.docx
@@ -5,6 +5,7 @@
     <w:p>
       <w:pPr>
         <w:pStyle w:val="Title"/>
+        <w:keepNext/>
       </w:pPr>
       <w:r>
         <w:t>Draft reply - Todd Plummer (insurance quote)</w:t>
@@ -106,7 +107,7 @@
           <w:b w:val="0"/>
           <w:sz w:val="22"/>
         </w:rPr>
-        <w:t>Estimated annual payroll: about $924,000 (W2, first 12 months). Contracted 1099s on top of that: physician medical director, PRN nurses and aides, and a PRN chaplain.</w:t>
+        <w:t>Estimated annual payroll: $972,000 (W2, first 12 months, from the staffing model). Contracted 1099s on top of that: physician medical director (~$48K/yr), PRN nurses and aides (~$30K/yr), and a PRN chaplain.</w:t>
       </w:r>
     </w:p>
     <w:p>
@@ -126,7 +127,7 @@
         <w:rPr>
           <w:sz w:val="22"/>
         </w:rPr>
-        <w:t>Registered Nurses (case managers, on-call): $220,000</w:t>
+        <w:t>Registered Nurses (case managers, on-call): $276,667</w:t>
       </w:r>
     </w:p>
     <w:p>
@@ -137,7 +138,7 @@
         <w:rPr>
           <w:sz w:val="22"/>
         </w:rPr>
-        <w:t>Hospice Aides / CNAs: $144,000</w:t>
+        <w:t>Hospice Aides / CNAs: $148,000</w:t>
       </w:r>
     </w:p>
     <w:p>
@@ -148,7 +149,7 @@
         <w:rPr>
           <w:sz w:val="22"/>
         </w:rPr>
-        <w:t>Medical Social Worker: $60,000</w:t>
+        <w:t>Medical Social Worker: $70,000</w:t>
       </w:r>
     </w:p>
     <w:p>
@@ -159,7 +160,7 @@
         <w:rPr>
           <w:sz w:val="22"/>
         </w:rPr>
-        <w:t>Clinical leadership, RNs (Director of Nursing, ADON/Intake): $180,000</w:t>
+        <w:t>Clinical leadership, RNs (Director of Nursing, ADON/Intake): $170,000</w:t>
       </w:r>
     </w:p>
     <w:p>
@@ -170,7 +171,7 @@
         <w:rPr>
           <w:sz w:val="22"/>
         </w:rPr>
-        <w:t>Clerical / administrative (Executive Director, Volunteer &amp; Bereavement Coordinator): $200,000</w:t>
+        <w:t>Clerical / administrative (Executive Director, Volunteer &amp; Bereavement Coordinator): $187,500</w:t>
       </w:r>
     </w:p>
     <w:p>
@@ -192,7 +193,7 @@
         <w:rPr>
           <w:sz w:val="22"/>
         </w:rPr>
-        <w:t>Total: $924,000</w:t>
+        <w:t>Total: $972,167</w:t>
       </w:r>
     </w:p>
     <w:p>
@@ -287,13 +288,58 @@
       </w:r>
     </w:p>
     <w:sectPr>
+      <w:footerReference w:type="default" r:id="rId9"/>
       <w:pgSz w:w="12240" w:h="15840"/>
-      <w:pgMar w:top="1440" w:right="1800" w:bottom="1440" w:left="1800" w:header="720" w:footer="720" w:gutter="0"/>
+      <w:pgMar w:top="1296" w:right="1440" w:bottom="1296" w:left="1440" w:header="720" w:footer="720" w:gutter="0"/>
       <w:cols w:space="720"/>
       <w:docGrid w:linePitch="360"/>
     </w:sectPr>
   </w:body>
 </w:document>
+</file>
+
+<file path=word/footer1.xml><?xml version="1.0" encoding="utf-8"?>
+<w:ftr xmlns:m="http://schemas.openxmlformats.org/officeDocument/2006/math" xmlns:mc="http://schemas.openxmlformats.org/markup-compatibility/2006" xmlns:mo="http://schemas.microsoft.com/office/mac/office/2008/main" xmlns:mv="urn:schemas-microsoft-com:mac:vml" xmlns:o="urn:schemas-microsoft-com:office:office" xmlns:r="http://schemas.openxmlformats.org/officeDocument/2006/relationships" xmlns:v="urn:schemas-microsoft-com:vml" xmlns:w10="urn:schemas-microsoft-com:office:word" xmlns:w14="http://schemas.microsoft.com/office/word/2010/wordml" xmlns:w="http://schemas.openxmlformats.org/wordprocessingml/2006/main" xmlns:wne="http://schemas.microsoft.com/office/word/2006/wordml" xmlns:wp14="http://schemas.microsoft.com/office/word/2010/wordprocessingDrawing" xmlns:wp="http://schemas.openxmlformats.org/drawingml/2006/wordprocessingDrawing" xmlns:wpc="http://schemas.microsoft.com/office/word/2010/wordprocessingCanvas" xmlns:wpg="http://schemas.microsoft.com/office/word/2010/wordprocessingGroup" xmlns:wpi="http://schemas.microsoft.com/office/word/2010/wordprocessingInk" xmlns:wps="http://schemas.microsoft.com/office/word/2010/wordprocessingShape" mc:Ignorable="w14 wp14">
+  <w:p>
+    <w:pPr>
+      <w:pStyle w:val="Footer"/>
+    </w:pPr>
+    <w:r>
+      <w:rPr>
+        <w:sz w:val="16"/>
+      </w:rPr>
+      <w:t xml:space="preserve">Azalea Hospice - Insurance Application Reply | Confidential | </w:t>
+    </w:r>
+    <w:r>
+      <w:rPr>
+        <w:sz w:val="16"/>
+      </w:rPr>
+      <w:t xml:space="preserve">Page </w:t>
+    </w:r>
+    <w:r>
+      <w:rPr>
+        <w:sz w:val="16"/>
+      </w:rPr>
+      <w:fldChar w:fldCharType="begin"/>
+      <w:instrText xml:space="preserve">PAGE</w:instrText>
+      <w:fldChar w:fldCharType="end"/>
+    </w:r>
+    <w:r>
+      <w:rPr>
+        <w:sz w:val="16"/>
+      </w:rPr>
+      <w:t xml:space="preserve"> of </w:t>
+    </w:r>
+    <w:r>
+      <w:rPr>
+        <w:sz w:val="16"/>
+      </w:rPr>
+      <w:fldChar w:fldCharType="begin"/>
+      <w:instrText xml:space="preserve">NUMPAGES</w:instrText>
+      <w:fldChar w:fldCharType="end"/>
+    </w:r>
+  </w:p>
+</w:ftr>
 </file>
 
 <file path=word/numbering.xml><?xml version="1.0" encoding="utf-8"?>

--- a/sba_application/14_insurance_2026-07-16/Reply Email Todd Plummer DRAFT.docx
+++ b/sba_application/14_insurance_2026-07-16/Reply Email Todd Plummer DRAFT.docx
@@ -44,7 +44,7 @@
           <w:b w:val="0"/>
           <w:sz w:val="22"/>
         </w:rPr>
-        <w:t>BUSINESS INFORMATION:</w:t>
+        <w:t>Full legal name is Refuge Hospice, LLC dba Azalea Hospice &amp; Palliative Care. Parent company is Tyler Hospice Hold, LLC (Wyoming), which acquires 49% on August 1 and the remaining 51% on January 15, 2027 under the CMS 36 month ownership rule, with operations under our management from August 1. Owners of Tyler Hospice Hold: Geoff Schackmann 39.9%, James Bullard 19.5%, Silas Shelton 13.3%, Dana Davenport 13.3%, Bradley Woodard 13.3%, and a reserved 0.7% pool.</w:t>
       </w:r>
     </w:p>
     <w:p>
@@ -53,7 +53,7 @@
           <w:b w:val="0"/>
           <w:sz w:val="22"/>
         </w:rPr>
-        <w:t>Full legal name: Refuge Hospice, LLC dba Azalea Hospice &amp; Palliative Care. Parent company is Tyler Hospice Hold, LLC (Wyoming), which acquires 49% on August 1 and the remaining 51% on January 15, 2027 under the CMS 36 month ownership rule. Operations are under our management from August 1.</w:t>
+        <w:t>FEIN is 92-1541610 for Refuge Hospice, LLC. I'm still confirming the year the LLC was established with the sellers - the license itself was CMS certified 1/8/2024 and is CHAP accredited through 1/8/2027.</w:t>
       </w:r>
     </w:p>
     <w:p>
@@ -62,7 +62,7 @@
           <w:b w:val="0"/>
           <w:sz w:val="22"/>
         </w:rPr>
-        <w:t>Owners (of Tyler Hospice Hold, LLC): Geoff Schackmann 39.9%, James Bullard 19.5%, Silas Shelton 13.3%, Dana Davenport 13.3%, Bradley Woodard 13.3%, reserved pool 0.7%.</w:t>
+        <w:t>Estimated annual gross revenue is $1,933,000 for the first 12 months as census ramps from about 12 patients up to 40 over the year. Headcount starts around 12 at launch and grows to 18-20 by month 12. Estimated annual W2 payroll for the first 12 months is $972,167, straight from the staffing model. On top of that we'll have contracted 1099s - a physician medical director (about $48K/yr), PRN nurses and aides (about $30K/yr), and a PRN chaplain.</w:t>
       </w:r>
     </w:p>
     <w:p>
@@ -71,7 +71,274 @@
           <w:b w:val="0"/>
           <w:sz w:val="22"/>
         </w:rPr>
-        <w:t>FEIN: 92-1541610 (Refuge Hospice, LLC).</w:t>
+        <w:t>Here's the workers comp payroll breakdown by class for the first 12 months:</w:t>
+      </w:r>
+    </w:p>
+    <w:tbl>
+      <w:tblPr>
+        <w:tblStyle w:val="LightGrid-Accent1"/>
+        <w:tblW w:type="auto" w:w="0"/>
+        <w:tblLook w:firstColumn="1" w:firstRow="1" w:lastColumn="0" w:lastRow="0" w:noHBand="0" w:noVBand="1" w:val="04A0"/>
+      </w:tblPr>
+      <w:tblGrid>
+        <w:gridCol w:w="4320"/>
+        <w:gridCol w:w="4320"/>
+      </w:tblGrid>
+      <w:tr>
+        <w:trPr>
+          <w:tblHeader w:val="true"/>
+        </w:trPr>
+        <w:tc>
+          <w:tcPr>
+            <w:tcW w:type="dxa" w:w="4320"/>
+          </w:tcPr>
+          <w:p>
+            <w:r/>
+            <w:r>
+              <w:rPr>
+                <w:b/>
+                <w:sz w:val="20"/>
+              </w:rPr>
+              <w:t>Class</w:t>
+            </w:r>
+          </w:p>
+        </w:tc>
+        <w:tc>
+          <w:tcPr>
+            <w:tcW w:type="dxa" w:w="4320"/>
+          </w:tcPr>
+          <w:p>
+            <w:r/>
+            <w:r>
+              <w:rPr>
+                <w:b/>
+                <w:sz w:val="20"/>
+              </w:rPr>
+              <w:t>Annual payroll</w:t>
+            </w:r>
+          </w:p>
+        </w:tc>
+      </w:tr>
+      <w:tr>
+        <w:tc>
+          <w:tcPr>
+            <w:tcW w:type="dxa" w:w="4320"/>
+          </w:tcPr>
+          <w:p>
+            <w:r/>
+            <w:r>
+              <w:rPr>
+                <w:sz w:val="20"/>
+              </w:rPr>
+              <w:t>Registered nurses (case managers, on-call)</w:t>
+            </w:r>
+          </w:p>
+        </w:tc>
+        <w:tc>
+          <w:tcPr>
+            <w:tcW w:type="dxa" w:w="4320"/>
+          </w:tcPr>
+          <w:p>
+            <w:r/>
+            <w:r>
+              <w:rPr>
+                <w:sz w:val="20"/>
+              </w:rPr>
+              <w:t>$276,667</w:t>
+            </w:r>
+          </w:p>
+        </w:tc>
+      </w:tr>
+      <w:tr>
+        <w:tc>
+          <w:tcPr>
+            <w:tcW w:type="dxa" w:w="4320"/>
+          </w:tcPr>
+          <w:p>
+            <w:r/>
+            <w:r>
+              <w:rPr>
+                <w:sz w:val="20"/>
+              </w:rPr>
+              <w:t>Hospice aides / CNAs</w:t>
+            </w:r>
+          </w:p>
+        </w:tc>
+        <w:tc>
+          <w:tcPr>
+            <w:tcW w:type="dxa" w:w="4320"/>
+          </w:tcPr>
+          <w:p>
+            <w:r/>
+            <w:r>
+              <w:rPr>
+                <w:sz w:val="20"/>
+              </w:rPr>
+              <w:t>$148,000</w:t>
+            </w:r>
+          </w:p>
+        </w:tc>
+      </w:tr>
+      <w:tr>
+        <w:tc>
+          <w:tcPr>
+            <w:tcW w:type="dxa" w:w="4320"/>
+          </w:tcPr>
+          <w:p>
+            <w:r/>
+            <w:r>
+              <w:rPr>
+                <w:sz w:val="20"/>
+              </w:rPr>
+              <w:t>Medical social worker</w:t>
+            </w:r>
+          </w:p>
+        </w:tc>
+        <w:tc>
+          <w:tcPr>
+            <w:tcW w:type="dxa" w:w="4320"/>
+          </w:tcPr>
+          <w:p>
+            <w:r/>
+            <w:r>
+              <w:rPr>
+                <w:sz w:val="20"/>
+              </w:rPr>
+              <w:t>$70,000</w:t>
+            </w:r>
+          </w:p>
+        </w:tc>
+      </w:tr>
+      <w:tr>
+        <w:tc>
+          <w:tcPr>
+            <w:tcW w:type="dxa" w:w="4320"/>
+          </w:tcPr>
+          <w:p>
+            <w:r/>
+            <w:r>
+              <w:rPr>
+                <w:sz w:val="20"/>
+              </w:rPr>
+              <w:t>Clinical leadership - RNs (Director of Nursing, ADON/Intake)</w:t>
+            </w:r>
+          </w:p>
+        </w:tc>
+        <w:tc>
+          <w:tcPr>
+            <w:tcW w:type="dxa" w:w="4320"/>
+          </w:tcPr>
+          <w:p>
+            <w:r/>
+            <w:r>
+              <w:rPr>
+                <w:sz w:val="20"/>
+              </w:rPr>
+              <w:t>$170,000</w:t>
+            </w:r>
+          </w:p>
+        </w:tc>
+      </w:tr>
+      <w:tr>
+        <w:tc>
+          <w:tcPr>
+            <w:tcW w:type="dxa" w:w="4320"/>
+          </w:tcPr>
+          <w:p>
+            <w:r/>
+            <w:r>
+              <w:rPr>
+                <w:sz w:val="20"/>
+              </w:rPr>
+              <w:t>Clerical / administrative (Executive Director, Volunteer &amp; Bereavement Coordinator)</w:t>
+            </w:r>
+          </w:p>
+        </w:tc>
+        <w:tc>
+          <w:tcPr>
+            <w:tcW w:type="dxa" w:w="4320"/>
+          </w:tcPr>
+          <w:p>
+            <w:r/>
+            <w:r>
+              <w:rPr>
+                <w:sz w:val="20"/>
+              </w:rPr>
+              <w:t>$187,500</w:t>
+            </w:r>
+          </w:p>
+        </w:tc>
+      </w:tr>
+      <w:tr>
+        <w:tc>
+          <w:tcPr>
+            <w:tcW w:type="dxa" w:w="4320"/>
+          </w:tcPr>
+          <w:p>
+            <w:r/>
+            <w:r>
+              <w:rPr>
+                <w:sz w:val="20"/>
+              </w:rPr>
+              <w:t>Outside marketing / community liaison (Director of Sales)</w:t>
+            </w:r>
+          </w:p>
+        </w:tc>
+        <w:tc>
+          <w:tcPr>
+            <w:tcW w:type="dxa" w:w="4320"/>
+          </w:tcPr>
+          <w:p>
+            <w:r/>
+            <w:r>
+              <w:rPr>
+                <w:sz w:val="20"/>
+              </w:rPr>
+              <w:t>$120,000</w:t>
+            </w:r>
+          </w:p>
+        </w:tc>
+      </w:tr>
+      <w:tr>
+        <w:tc>
+          <w:tcPr>
+            <w:tcW w:type="dxa" w:w="4320"/>
+          </w:tcPr>
+          <w:p>
+            <w:r/>
+            <w:r>
+              <w:rPr>
+                <w:b/>
+                <w:sz w:val="20"/>
+              </w:rPr>
+              <w:t>Total</w:t>
+            </w:r>
+          </w:p>
+        </w:tc>
+        <w:tc>
+          <w:tcPr>
+            <w:tcW w:type="dxa" w:w="4320"/>
+          </w:tcPr>
+          <w:p>
+            <w:r/>
+            <w:r>
+              <w:rPr>
+                <w:b/>
+                <w:sz w:val="20"/>
+              </w:rPr>
+              <w:t>$972,167</w:t>
+            </w:r>
+          </w:p>
+        </w:tc>
+      </w:tr>
+    </w:tbl>
+    <w:p>
+      <w:r>
+        <w:rPr>
+          <w:b w:val="0"/>
+          <w:sz w:val="22"/>
+        </w:rPr>
+        <w:t>A few things worth flagging so there are no surprises. Care is delivered in patients' homes, nursing facilities and assisted living facilities - the office itself is administrative only, with no patient care on premises. The Tyler office is a leased single story historic house (1,607 sq ft), so the fire safety answers reflect that: smoke detectors, marked exits, extinguishers, and posted evacuation procedures are all in place, but there's no sprinkler system or emergency generator. Let me know if that needs anything on your end.</w:t>
       </w:r>
     </w:p>
     <w:p>
@@ -80,7 +347,7 @@
           <w:b w:val="0"/>
           <w:sz w:val="22"/>
         </w:rPr>
-        <w:t>Year established: confirming the LLC formation year with the sellers; CMS certified 1/8/2024, CHAP accredited through 1/8/2027.</w:t>
+        <w:t>The license's current service area is Texas Region 8 (San Antonio and the surrounding counties), and we're relocating the primary service area to East Texas (Tyler / Smith County), so please make sure the policy territory covers both during the transition. Staff drive their own vehicles to patient homes, so we'll need hired and non-owned auto coverage - there's no patient transport involved. History is clean: no prior claims and no prior professional liability policies for this operation, so we'd want the retro date set at policy inception. We'll also need the landlord, Fair Investments, Ltd., named as additional insured on the GL per the lease, and once the SBA loan closes our lender will need certificates with lender's loss payee wording.</w:t>
       </w:r>
     </w:p>
     <w:p>
@@ -89,184 +356,7 @@
           <w:b w:val="0"/>
           <w:sz w:val="22"/>
         </w:rPr>
-        <w:t>Estimated annual gross revenues: $1,933,000 (first 12 months projection; census ramps from ~12 to 40 patients over the year).</w:t>
-      </w:r>
-    </w:p>
-    <w:p>
-      <w:r>
-        <w:rPr>
-          <w:b w:val="0"/>
-          <w:sz w:val="22"/>
-        </w:rPr>
-        <w:t>Number of employees: about 12 at August 1, growing to 18 to 20 by month 12.</w:t>
-      </w:r>
-    </w:p>
-    <w:p>
-      <w:r>
-        <w:rPr>
-          <w:b w:val="0"/>
-          <w:sz w:val="22"/>
-        </w:rPr>
-        <w:t>Estimated annual payroll: $972,000 (W2, first 12 months, from the staffing model). Contracted 1099s on top of that: physician medical director (~$48K/yr), PRN nurses and aides (~$30K/yr), and a PRN chaplain.</w:t>
-      </w:r>
-    </w:p>
-    <w:p>
-      <w:r>
-        <w:rPr>
-          <w:b/>
-          <w:sz w:val="22"/>
-        </w:rPr>
-        <w:t>WORKERS COMP - ANNUAL PAYROLL BY CLASS (first 12 months):</w:t>
-      </w:r>
-    </w:p>
-    <w:p>
-      <w:pPr>
-        <w:pStyle w:val="ListBullet"/>
-      </w:pPr>
-      <w:r>
-        <w:rPr>
-          <w:sz w:val="22"/>
-        </w:rPr>
-        <w:t>Registered Nurses (case managers, on-call): $276,667</w:t>
-      </w:r>
-    </w:p>
-    <w:p>
-      <w:pPr>
-        <w:pStyle w:val="ListBullet"/>
-      </w:pPr>
-      <w:r>
-        <w:rPr>
-          <w:sz w:val="22"/>
-        </w:rPr>
-        <w:t>Hospice Aides / CNAs: $148,000</w:t>
-      </w:r>
-    </w:p>
-    <w:p>
-      <w:pPr>
-        <w:pStyle w:val="ListBullet"/>
-      </w:pPr>
-      <w:r>
-        <w:rPr>
-          <w:sz w:val="22"/>
-        </w:rPr>
-        <w:t>Medical Social Worker: $70,000</w:t>
-      </w:r>
-    </w:p>
-    <w:p>
-      <w:pPr>
-        <w:pStyle w:val="ListBullet"/>
-      </w:pPr>
-      <w:r>
-        <w:rPr>
-          <w:sz w:val="22"/>
-        </w:rPr>
-        <w:t>Clinical leadership, RNs (Director of Nursing, ADON/Intake): $170,000</w:t>
-      </w:r>
-    </w:p>
-    <w:p>
-      <w:pPr>
-        <w:pStyle w:val="ListBullet"/>
-      </w:pPr>
-      <w:r>
-        <w:rPr>
-          <w:sz w:val="22"/>
-        </w:rPr>
-        <w:t>Clerical / administrative (Executive Director, Volunteer &amp; Bereavement Coordinator): $187,500</w:t>
-      </w:r>
-    </w:p>
-    <w:p>
-      <w:pPr>
-        <w:pStyle w:val="ListBullet"/>
-      </w:pPr>
-      <w:r>
-        <w:rPr>
-          <w:sz w:val="22"/>
-        </w:rPr>
-        <w:t>Outside marketing / community liaison (Director of Sales): $120,000</w:t>
-      </w:r>
-    </w:p>
-    <w:p>
-      <w:pPr>
-        <w:pStyle w:val="ListBullet"/>
-      </w:pPr>
-      <w:r>
-        <w:rPr>
-          <w:sz w:val="22"/>
-        </w:rPr>
-        <w:t>Total: $972,167</w:t>
-      </w:r>
-    </w:p>
-    <w:p>
-      <w:r>
-        <w:rPr>
-          <w:b w:val="0"/>
-          <w:sz w:val="22"/>
-        </w:rPr>
-        <w:t>A few things to flag so there are no surprises:</w:t>
-      </w:r>
-    </w:p>
-    <w:p>
-      <w:pPr>
-        <w:pStyle w:val="ListBullet"/>
-      </w:pPr>
-      <w:r>
-        <w:rPr>
-          <w:sz w:val="22"/>
-        </w:rPr>
-        <w:t>Care is delivered in patients' homes, nursing facilities and ALFs. Our offices are administrative only, no patient care on premises. The Tyler office is a leased single story historic house (1,607 sq ft), so the fire safety answers reflect that: smoke detectors, marked exits, extinguishers and posted evacuation yes; no sprinkler system or emergency generator. Tell me if that needs anything.</w:t>
-      </w:r>
-    </w:p>
-    <w:p>
-      <w:pPr>
-        <w:pStyle w:val="ListBullet"/>
-      </w:pPr>
-      <w:r>
-        <w:rPr>
-          <w:sz w:val="22"/>
-        </w:rPr>
-        <w:t>The license's current service area is Texas Region 8 (San Antonio and surrounding counties). We are relocating the primary service area to East Texas (Tyler/Smith County). Please make sure the policy territory covers both during the transition.</w:t>
-      </w:r>
-    </w:p>
-    <w:p>
-      <w:pPr>
-        <w:pStyle w:val="ListBullet"/>
-      </w:pPr>
-      <w:r>
-        <w:rPr>
-          <w:sz w:val="22"/>
-        </w:rPr>
-        <w:t>Staff drive their own vehicles to patient homes, so we need hired and non-owned auto. No patient transport, ever.</w:t>
-      </w:r>
-    </w:p>
-    <w:p>
-      <w:pPr>
-        <w:pStyle w:val="ListBullet"/>
-      </w:pPr>
-      <w:r>
-        <w:rPr>
-          <w:sz w:val="22"/>
-        </w:rPr>
-        <w:t>Clean history: no prior claims, no prior professional liability policies for this operation, nothing pending. We will want the retro date set at policy inception.</w:t>
-      </w:r>
-    </w:p>
-    <w:p>
-      <w:pPr>
-        <w:pStyle w:val="ListBullet"/>
-      </w:pPr>
-      <w:r>
-        <w:rPr>
-          <w:sz w:val="22"/>
-        </w:rPr>
-        <w:t>We will need the landlord (Fair Investments, Ltd.) as additional insured on the GL per the lease, and our SBA lender will need certificates with lender's loss payee wording once the loan closes.</w:t>
-      </w:r>
-    </w:p>
-    <w:p>
-      <w:r>
-        <w:rPr>
-          <w:b w:val="0"/>
-          <w:sz w:val="22"/>
-        </w:rPr>
-        <w:t>The numbers are first year projections for a ramping startup, so happy to true up at audit. What else do you need from me to get quotes moving? I would like coverage bound by August 1.</w:t>
+        <w:t>These numbers are first year projections for a ramping startup, so happy to true them up at audit. What else do you need from me to get quotes moving? I'd like coverage bound by August 1.</w:t>
       </w:r>
     </w:p>
     <w:p>
@@ -706,7 +796,7 @@
     <w:qFormat/>
     <w:rsid w:val="00FC693F"/>
     <w:rPr>
-      <w:rFonts w:ascii="Calibri" w:hAnsi="Calibri"/>
+      <w:rFonts w:ascii="Aptos" w:hAnsi="Aptos"/>
       <w:sz w:val="22"/>
     </w:rPr>
   </w:style>
@@ -769,7 +859,7 @@
       <w:outlineLvl w:val="0"/>
     </w:pPr>
     <w:rPr>
-      <w:rFonts w:asciiTheme="majorHAnsi" w:eastAsiaTheme="majorEastAsia" w:hAnsiTheme="majorHAnsi" w:cstheme="majorBidi"/>
+      <w:rFonts w:asciiTheme="majorHAnsi" w:eastAsiaTheme="majorEastAsia" w:hAnsiTheme="majorHAnsi" w:cstheme="majorBidi" w:ascii="Aptos Display" w:hAnsi="Aptos Display"/>
       <w:b/>
       <w:bCs/>
       <w:color w:val="365F91" w:themeColor="accent1" w:themeShade="BF"/>
@@ -793,7 +883,7 @@
       <w:outlineLvl w:val="1"/>
     </w:pPr>
     <w:rPr>
-      <w:rFonts w:asciiTheme="majorHAnsi" w:eastAsiaTheme="majorEastAsia" w:hAnsiTheme="majorHAnsi" w:cstheme="majorBidi"/>
+      <w:rFonts w:asciiTheme="majorHAnsi" w:eastAsiaTheme="majorEastAsia" w:hAnsiTheme="majorHAnsi" w:cstheme="majorBidi" w:ascii="Aptos Display" w:hAnsi="Aptos Display"/>
       <w:b/>
       <w:bCs/>
       <w:color w:val="4F81BD" w:themeColor="accent1"/>
@@ -817,7 +907,7 @@
       <w:outlineLvl w:val="2"/>
     </w:pPr>
     <w:rPr>
-      <w:rFonts w:asciiTheme="majorHAnsi" w:eastAsiaTheme="majorEastAsia" w:hAnsiTheme="majorHAnsi" w:cstheme="majorBidi"/>
+      <w:rFonts w:asciiTheme="majorHAnsi" w:eastAsiaTheme="majorEastAsia" w:hAnsiTheme="majorHAnsi" w:cstheme="majorBidi" w:ascii="Aptos Display" w:hAnsi="Aptos Display"/>
       <w:b/>
       <w:bCs/>
       <w:color w:val="4F81BD" w:themeColor="accent1"/>
@@ -840,7 +930,7 @@
       <w:outlineLvl w:val="3"/>
     </w:pPr>
     <w:rPr>
-      <w:rFonts w:asciiTheme="majorHAnsi" w:eastAsiaTheme="majorEastAsia" w:hAnsiTheme="majorHAnsi" w:cstheme="majorBidi"/>
+      <w:rFonts w:asciiTheme="majorHAnsi" w:eastAsiaTheme="majorEastAsia" w:hAnsiTheme="majorHAnsi" w:cstheme="majorBidi" w:ascii="Aptos Display" w:hAnsi="Aptos Display"/>
       <w:b/>
       <w:bCs/>
       <w:i/>
@@ -998,6 +1088,9 @@
     <w:pPr>
       <w:spacing w:after="0" w:line="240" w:lineRule="auto"/>
     </w:pPr>
+    <w:rPr>
+      <w:rFonts w:ascii="Aptos" w:hAnsi="Aptos"/>
+    </w:rPr>
   </w:style>
   <w:style w:type="character" w:customStyle="1" w:styleId="Heading1Char">
     <w:name w:val="Heading 1 Char"/>
@@ -1058,7 +1151,7 @@
       <w:contextualSpacing/>
     </w:pPr>
     <w:rPr>
-      <w:rFonts w:asciiTheme="majorHAnsi" w:eastAsiaTheme="majorEastAsia" w:hAnsiTheme="majorHAnsi" w:cstheme="majorBidi"/>
+      <w:rFonts w:asciiTheme="majorHAnsi" w:eastAsiaTheme="majorEastAsia" w:hAnsiTheme="majorHAnsi" w:cstheme="majorBidi" w:ascii="Aptos Display" w:hAnsi="Aptos Display"/>
       <w:color w:val="17365D" w:themeColor="text2" w:themeShade="BF"/>
       <w:spacing w:val="5"/>
       <w:kern w:val="28"/>
@@ -1095,7 +1188,7 @@
       </w:numPr>
     </w:pPr>
     <w:rPr>
-      <w:rFonts w:asciiTheme="majorHAnsi" w:eastAsiaTheme="majorEastAsia" w:hAnsiTheme="majorHAnsi" w:cstheme="majorBidi"/>
+      <w:rFonts w:asciiTheme="majorHAnsi" w:eastAsiaTheme="majorEastAsia" w:hAnsiTheme="majorHAnsi" w:cstheme="majorBidi" w:ascii="Aptos Display" w:hAnsi="Aptos Display"/>
       <w:i/>
       <w:iCs/>
       <w:color w:val="4F81BD" w:themeColor="accent1"/>
@@ -1130,6 +1223,9 @@
       <w:ind w:left="720"/>
       <w:contextualSpacing/>
     </w:pPr>
+    <w:rPr>
+      <w:rFonts w:ascii="Aptos" w:hAnsi="Aptos"/>
+    </w:rPr>
   </w:style>
   <w:style w:type="paragraph" w:styleId="BodyText">
     <w:name w:val="Body Text"/>
@@ -1141,6 +1237,9 @@
     <w:pPr>
       <w:spacing w:after="120"/>
     </w:pPr>
+    <w:rPr>
+      <w:rFonts w:ascii="Aptos" w:hAnsi="Aptos"/>
+    </w:rPr>
   </w:style>
   <w:style w:type="character" w:customStyle="1" w:styleId="BodyTextChar">
     <w:name w:val="Body Text Char"/>
@@ -1238,6 +1337,9 @@
       </w:numPr>
       <w:contextualSpacing/>
     </w:pPr>
+    <w:rPr>
+      <w:rFonts w:ascii="Aptos" w:hAnsi="Aptos"/>
+    </w:rPr>
   </w:style>
   <w:style w:type="paragraph" w:styleId="ListBullet2">
     <w:name w:val="List Bullet 2"/>
@@ -1277,6 +1379,9 @@
       </w:numPr>
       <w:contextualSpacing/>
     </w:pPr>
+    <w:rPr>
+      <w:rFonts w:ascii="Aptos" w:hAnsi="Aptos"/>
+    </w:rPr>
   </w:style>
   <w:style w:type="paragraph" w:styleId="ListNumber2">
     <w:name w:val="List Number 2"/>
